--- a/students/Student_UTF-8.docx
+++ b/students/Student_UTF-8.docx
@@ -60,53 +60,73 @@
           </w:tcPr>
           <w:p>
             <w:r>
-              <w:t>SYL</w:t>
+              <w:t>SYLVIA</w:t>
+            </w:r>
+          </w:p>
+        </w:tc>
+        <w:tc>
+          <w:tcPr>
+            <w:tcW w:w="7645" w:type="dxa"/>
+          </w:tcPr>
+          <w:p>
+            <w:r>
+              <w:t>Ymedacatcitenlarur_sylvia=0111001101111001011011000111011001101001</w:t>
+            </w:r>
+            <w:r>
+              <w:t>01100001</w:t>
+            </w:r>
+            <w:r>
+              <w:t>=</w:t>
+            </w:r>
+            <w:r>
+              <w:t>accounts&amp;oq=accounts&amp;gs_lcrp=EgZjaHJvbWUyCQgAEEUYORiABDIGCAEQRRg8Mg0IAhAAGJIDGIAEGIoF</w:t>
+            </w:r>
+          </w:p>
+        </w:tc>
+      </w:tr>
+      <w:tr>
+        <w:tc>
+          <w:tcPr>
+            <w:tcW w:w="805" w:type="dxa"/>
+          </w:tcPr>
+          <w:p/>
+        </w:tc>
+        <w:tc>
+          <w:tcPr>
+            <w:tcW w:w="900" w:type="dxa"/>
+          </w:tcPr>
+          <w:p>
+            <w:r>
+              <w:t>Philip</w:t>
+            </w:r>
+          </w:p>
+        </w:tc>
+        <w:tc>
+          <w:tcPr>
+            <w:tcW w:w="7645" w:type="dxa"/>
+          </w:tcPr>
+          <w:p>
+            <w:r>
+              <w:t>Ymedacatcitenlarur_</w:t>
+            </w:r>
+            <w:r>
+              <w:t>philip</w:t>
+            </w:r>
+            <w:r>
+              <w:t>=0111001101111001011011000111011001101001</w:t>
+            </w:r>
+            <w:r>
+              <w:t>01100001</w:t>
+            </w:r>
+            <w:r>
+              <w:t>=</w:t>
+            </w:r>
+            <w:r>
+              <w:t>accounts&amp;oq=accounts&amp;gs_lcrp=EgZjaHJvbWUyCQgAEEUYORiABDIGCAEQRRg8Mg0IAhAAGJIDGIAEGIoF</w:t>
             </w:r>
             <w:bookmarkStart w:id="0" w:name="_GoBack"/>
             <w:bookmarkEnd w:id="0"/>
-            <w:r>
-              <w:t>VIA</w:t>
-            </w:r>
           </w:p>
-        </w:tc>
-        <w:tc>
-          <w:tcPr>
-            <w:tcW w:w="7645" w:type="dxa"/>
-          </w:tcPr>
-          <w:p>
-            <w:r>
-              <w:t>Ymedacatcitenlarur_sylvia=0111001101111001011011000111011001101001</w:t>
-            </w:r>
-            <w:r>
-              <w:t>01100001</w:t>
-            </w:r>
-            <w:r>
-              <w:t>=</w:t>
-            </w:r>
-            <w:r>
-              <w:t>accounts&amp;oq=accounts&amp;gs_lcrp=EgZjaHJvbWUyCQgAEEUYORiABDIGCAEQRRg8Mg0IAhAAGJIDGIAEGIoF</w:t>
-            </w:r>
-          </w:p>
-        </w:tc>
-      </w:tr>
-      <w:tr>
-        <w:tc>
-          <w:tcPr>
-            <w:tcW w:w="805" w:type="dxa"/>
-          </w:tcPr>
-          <w:p/>
-        </w:tc>
-        <w:tc>
-          <w:tcPr>
-            <w:tcW w:w="900" w:type="dxa"/>
-          </w:tcPr>
-          <w:p/>
-        </w:tc>
-        <w:tc>
-          <w:tcPr>
-            <w:tcW w:w="7645" w:type="dxa"/>
-          </w:tcPr>
-          <w:p/>
         </w:tc>
       </w:tr>
       <w:tr>
